--- a/arb/docx/31.content.docx
+++ b/arb/docx/31.content.docx
@@ -32,29 +32,12 @@
     </w:p>
     <w:p>
       <w:pPr>
-        <w:pStyle w:val="Heading2"/>
         <w:bidi/>
       </w:pPr>
       <w:r>
         <w:rPr>
           <w:lang w:val="ar_AE" w:bidi="ar_AE"/>
         </w:rPr>
-        <w:t>License Information</w:t>
-      </w:r>
-      <w:r>
-        <w:rPr>
-          <w:lang w:val="ar_AE" w:bidi="ar_AE"/>
-        </w:rPr>
-      </w:r>
-    </w:p>
-    <w:p>
-      <w:pPr>
-        <w:bidi/>
-      </w:pPr>
-      <w:r>
-        <w:rPr>
-          <w:lang w:val="ar_AE" w:bidi="ar_AE"/>
-        </w:rPr>
       </w:r>
       <w:r>
         <w:rPr>
@@ -67,13 +50,7 @@
         <w:rPr>
           <w:lang w:val="ar_AE" w:bidi="ar_AE"/>
         </w:rPr>
-        <w:t xml:space="preserve"> (Arabic) is based on</w:t>
-      </w:r>
-      <w:r>
-        <w:rPr>
-          <w:lang w:val="ar_AE" w:bidi="ar_AE"/>
-        </w:rPr>
-        <w:t xml:space="preserve">: </w:t>
+        <w:t xml:space="preserve"> (Arabic) is based on: </w:t>
       </w:r>
       <w:r>
         <w:rPr>
@@ -200,21 +177,6 @@
         <w:pStyle w:val="Heading2"/>
         <w:bidi/>
       </w:pPr>
-      <w:r>
-        <w:rPr>
-          <w:lang w:val="ar_AE" w:bidi="ar_AE"/>
-        </w:rPr>
-      </w:r>
-    </w:p>
-    <w:p>
-      <w:pPr>
-        <w:bidi/>
-      </w:pPr>
-      <w:r>
-        <w:rPr>
-          <w:lang w:val="ar_AE" w:bidi="ar_AE"/>
-        </w:rPr>
-      </w:r>
       <w:r>
         <w:rPr>
           <w:lang w:val="ar_AE" w:bidi="ar_AE"/>

--- a/arb/docx/31.content.docx
+++ b/arb/docx/31.content.docx
@@ -9,6 +9,8 @@
       </w:pPr>
       <w:r>
         <w:rPr>
+          <w:rtl/>
+          <w:cs/>
           <w:lang w:val="ar_AE" w:bidi="ar_AE"/>
         </w:rPr>
       </w:r>
@@ -20,12 +22,16 @@
       </w:pPr>
       <w:r>
         <w:rPr>
+          <w:rtl/>
+          <w:cs/>
           <w:lang w:val="ar_AE" w:bidi="ar_AE"/>
         </w:rPr>
         <w:t>Resource: Arabic Van Dyck Bible</w:t>
       </w:r>
       <w:r>
         <w:rPr>
+          <w:rtl/>
+          <w:cs/>
           <w:lang w:val="ar_AE" w:bidi="ar_AE"/>
         </w:rPr>
       </w:r>
@@ -36,37 +42,33 @@
       </w:pPr>
       <w:r>
         <w:rPr>
+          <w:rtl/>
+          <w:cs/>
           <w:lang w:val="ar_AE" w:bidi="ar_AE"/>
         </w:rPr>
       </w:r>
       <w:r>
         <w:rPr>
           <w:b/>
+          <w:rtl/>
+          <w:cs/>
           <w:lang w:val="ar_AE" w:bidi="ar_AE"/>
         </w:rPr>
         <w:t>Arabic Van Dyck Bible</w:t>
       </w:r>
       <w:r>
         <w:rPr>
-          <w:lang w:val="ar_AE" w:bidi="ar_AE"/>
-        </w:rPr>
-        <w:t xml:space="preserve"> (Arabic) is based on: </w:t>
-      </w:r>
-      <w:r>
-        <w:rPr>
-          <w:lang w:val="ar_AE" w:bidi="ar_AE"/>
-        </w:rPr>
-        <w:t>Van Dyck Bible</w:t>
-      </w:r>
-      <w:r>
-        <w:rPr>
-          <w:lang w:val="ar_AE" w:bidi="ar_AE"/>
-        </w:rPr>
-        <w:t xml:space="preserve">, </w:t>
+          <w:rtl/>
+          <w:cs/>
+          <w:lang w:val="ar_AE" w:bidi="ar_AE"/>
+        </w:rPr>
+        <w:t xml:space="preserve"> © </w:t>
       </w:r>
       <w:hyperlink r:id="rId13">
         <w:r>
           <w:rPr>
+            <w:rtl/>
+            <w:cs/>
             <w:lang w:val="ar_AE" w:bidi="ar_AE"/>
           </w:rPr>
           <w:rPr>
@@ -78,13 +80,17 @@
       </w:hyperlink>
       <w:r>
         <w:rPr>
-          <w:lang w:val="ar_AE" w:bidi="ar_AE"/>
-        </w:rPr>
-        <w:t xml:space="preserve">, None, which is licensed under a </w:t>
+          <w:rtl/>
+          <w:cs/>
+          <w:lang w:val="ar_AE" w:bidi="ar_AE"/>
+        </w:rPr>
+        <w:t xml:space="preserve">, licensed under a </w:t>
       </w:r>
       <w:hyperlink r:id="rId14">
         <w:r>
           <w:rPr>
+            <w:rtl/>
+            <w:cs/>
             <w:lang w:val="ar_AE" w:bidi="ar_AE"/>
           </w:rPr>
           <w:rPr>
@@ -96,49 +102,36 @@
       </w:hyperlink>
       <w:r>
         <w:rPr>
+          <w:rtl/>
+          <w:cs/>
           <w:lang w:val="ar_AE" w:bidi="ar_AE"/>
         </w:rPr>
         <w:t>.</w:t>
       </w:r>
       <w:r>
         <w:rPr>
+          <w:rtl/>
+          <w:cs/>
+          <w:lang w:val="ar_AE" w:bidi="ar_AE"/>
+        </w:rPr>
+      </w:r>
+      <w:r>
+        <w:rPr>
+          <w:rtl/>
+          <w:cs/>
           <w:lang w:val="ar_AE" w:bidi="ar_AE"/>
         </w:rPr>
       </w:r>
     </w:p>
     <w:p>
       <w:pPr>
-        <w:bidi/>
-      </w:pPr>
-      <w:r>
-        <w:rPr>
-          <w:lang w:val="ar_AE" w:bidi="ar_AE"/>
-        </w:rPr>
-      </w:r>
-      <w:r>
-        <w:rPr>
-          <w:lang w:val="ar_AE" w:bidi="ar_AE"/>
-        </w:rPr>
-        <w:t>This PDF version is provided under the same license.</w:t>
-      </w:r>
-      <w:r>
-        <w:rPr>
-          <w:lang w:val="ar_AE" w:bidi="ar_AE"/>
-        </w:rPr>
-      </w:r>
-      <w:r>
-        <w:rPr>
-          <w:lang w:val="ar_AE" w:bidi="ar_AE"/>
-        </w:rPr>
-      </w:r>
-    </w:p>
-    <w:p>
-      <w:pPr>
         <w:pStyle w:val="Heading1"/>
         <w:bidi/>
       </w:pPr>
       <w:r>
         <w:rPr>
+          <w:rtl/>
+          <w:cs/>
           <w:lang w:val="ar_AE" w:bidi="ar_AE"/>
         </w:rPr>
         <w:t>Arabic Van Dyck Bible</w:t>
@@ -168,6 +161,8 @@
       </w:pPr>
       <w:r>
         <w:rPr>
+          <w:rtl/>
+          <w:cs/>
           <w:lang w:val="ar_AE" w:bidi="ar_AE"/>
         </w:rPr>
       </w:r>
@@ -179,6 +174,8 @@
       </w:pPr>
       <w:r>
         <w:rPr>
+          <w:rtl/>
+          <w:cs/>
           <w:lang w:val="ar_AE" w:bidi="ar_AE"/>
         </w:rPr>
       </w:r>
@@ -189,22 +186,30 @@
       </w:pPr>
       <w:r>
         <w:rPr>
-          <w:lang w:val="ar_AE" w:bidi="ar_AE"/>
-        </w:rPr>
-      </w:r>
-      <w:r>
-        <w:rPr>
+          <w:rtl/>
+          <w:cs/>
+          <w:lang w:val="ar_AE" w:bidi="ar_AE"/>
+        </w:rPr>
+      </w:r>
+      <w:r>
+        <w:rPr>
+          <w:rtl/>
+          <w:cs/>
           <w:lang w:val="ar_AE" w:bidi="ar_AE"/>
         </w:rPr>
         <w:t xml:space="preserve"> </w:t>
       </w:r>
       <w:r>
         <w:rPr>
-          <w:lang w:val="ar_AE" w:bidi="ar_AE"/>
-        </w:rPr>
-      </w:r>
-      <w:r>
-        <w:rPr>
+          <w:rtl/>
+          <w:cs/>
+          <w:lang w:val="ar_AE" w:bidi="ar_AE"/>
+        </w:rPr>
+      </w:r>
+      <w:r>
+        <w:rPr>
+          <w:rtl/>
+          <w:cs/>
           <w:lang w:val="ar_AE" w:bidi="ar_AE"/>
         </w:rPr>
       </w:r>
@@ -226,29 +231,52 @@
     </w:p>
     <w:p>
       <w:pPr>
+        <w:pStyle w:val="Heading2"/>
         <w:bidi/>
       </w:pPr>
       <w:r>
         <w:rPr>
+          <w:rtl/>
+          <w:cs/>
+          <w:lang w:val="ar_AE" w:bidi="ar_AE"/>
+        </w:rPr>
+        <w:t>Obadiah 1:1</w:t>
+      </w:r>
+      <w:r>
+        <w:rPr>
+          <w:rtl/>
+          <w:cs/>
           <w:lang w:val="ar_AE" w:bidi="ar_AE"/>
         </w:rPr>
       </w:r>
     </w:p>
     <w:p>
       <w:pPr>
-        <w:pStyle w:val="Heading2"/>
         <w:bidi/>
       </w:pPr>
       <w:r>
         <w:rPr>
-          <w:lang w:val="ar_AE" w:bidi="ar_AE"/>
-        </w:rPr>
-        <w:t>Obadiah 1:1</w:t>
-      </w:r>
-      <w:r>
-        <w:rPr>
-          <w:lang w:val="ar_AE" w:bidi="ar_AE"/>
-        </w:rPr>
+          <w:rtl/>
+          <w:cs/>
+          <w:lang w:val="ar_AE" w:bidi="ar_AE"/>
+        </w:rPr>
+      </w:r>
+      <w:r>
+        <w:rPr>
+          <w:vertAlign w:val="superscript"/>
+          <w:rtl/>
+          <w:cs/>
+          <w:lang w:val="ar_AE" w:bidi="ar_AE"/>
+        </w:rPr>
+        <w:t>1</w:t>
+      </w:r>
+      <w:r>
+        <w:rPr>
+          <w:rtl/>
+          <w:cs/>
+          <w:lang w:val="ar_AE" w:bidi="ar_AE"/>
+        </w:rPr>
+        <w:t xml:space="preserve"> رُؤْيَا عُوبَدْيَا: هَكَذَا قَالَ ٱلسَّيِّدُ ٱلرَّبُّ عَنْ أَدُومَ: سَمِعْنَا خَبَرًا مِنْ قِبَلِ ٱلرَّبِّ وَأُرْسِلَ رَسُولٌ بَيْنَ ٱلْأُمَمِ: «قُومُوا، وَلْنَقُمْ عَلَيْهَا لِلْحَرْبِ».</w:t>
       </w:r>
     </w:p>
     <w:p>
@@ -257,31 +285,27 @@
       </w:pPr>
       <w:r>
         <w:rPr>
+          <w:rtl/>
+          <w:cs/>
           <w:lang w:val="ar_AE" w:bidi="ar_AE"/>
         </w:rPr>
       </w:r>
       <w:r>
         <w:rPr>
           <w:vertAlign w:val="superscript"/>
-          <w:lang w:val="ar_AE" w:bidi="ar_AE"/>
-        </w:rPr>
-        <w:t>1</w:t>
-      </w:r>
-      <w:r>
-        <w:rPr>
-          <w:lang w:val="ar_AE" w:bidi="ar_AE"/>
-        </w:rPr>
-        <w:t xml:space="preserve"> رُؤْيَا عُوبَدْيَا: هَكَذَا قَالَ ٱلسَّيِّدُ ٱلرَّبُّ عَنْ أَدُومَ: سَمِعْنَا خَبَرًا مِنْ قِبَلِ ٱلرَّبِّ وَأُرْسِلَ رَسُولٌ بَيْنَ ٱلْأُمَمِ: «قُومُوا، وَلْنَقُمْ عَلَيْهَا لِلْحَرْبِ».</w:t>
-      </w:r>
-      <w:r>
-        <w:rPr>
-          <w:lang w:val="ar_AE" w:bidi="ar_AE"/>
-        </w:rPr>
-      </w:r>
-      <w:r>
-        <w:rPr>
-          <w:lang w:val="ar_AE" w:bidi="ar_AE"/>
-        </w:rPr>
+          <w:rtl/>
+          <w:cs/>
+          <w:lang w:val="ar_AE" w:bidi="ar_AE"/>
+        </w:rPr>
+        <w:t>2</w:t>
+      </w:r>
+      <w:r>
+        <w:rPr>
+          <w:rtl/>
+          <w:cs/>
+          <w:lang w:val="ar_AE" w:bidi="ar_AE"/>
+        </w:rPr>
+        <w:t xml:space="preserve"> «إِنِّي قَدْ جَعَلْتُكَ صَغِيرًا بَيْنَ ٱلْأُمَمِ. أَنْتَ مُحْتَقَرٌ جِدًّا.</w:t>
       </w:r>
     </w:p>
     <w:p>
@@ -290,8 +314,27 @@
       </w:pPr>
       <w:r>
         <w:rPr>
-          <w:lang w:val="ar_AE" w:bidi="ar_AE"/>
-        </w:rPr>
+          <w:rtl/>
+          <w:cs/>
+          <w:lang w:val="ar_AE" w:bidi="ar_AE"/>
+        </w:rPr>
+      </w:r>
+      <w:r>
+        <w:rPr>
+          <w:vertAlign w:val="superscript"/>
+          <w:rtl/>
+          <w:cs/>
+          <w:lang w:val="ar_AE" w:bidi="ar_AE"/>
+        </w:rPr>
+        <w:t>3</w:t>
+      </w:r>
+      <w:r>
+        <w:rPr>
+          <w:rtl/>
+          <w:cs/>
+          <w:lang w:val="ar_AE" w:bidi="ar_AE"/>
+        </w:rPr>
+        <w:t xml:space="preserve"> تَكَبُّرُ قَلْبِكَ قَدْ خَدَعَكَ أَيُّهَا ٱلسَّاكِنُ فِي مَحَاجِئِ ٱلصَّخْرِ، رِفْعَةَ مَقْعَدِهِ، ٱلْقَائِلُ فِي قَلْبِهِ: مَنْ يُحْدِرُنِي إِلَى ٱلْأَرْضِ؟</w:t>
       </w:r>
     </w:p>
     <w:p>
@@ -300,31 +343,27 @@
       </w:pPr>
       <w:r>
         <w:rPr>
+          <w:rtl/>
+          <w:cs/>
           <w:lang w:val="ar_AE" w:bidi="ar_AE"/>
         </w:rPr>
       </w:r>
       <w:r>
         <w:rPr>
           <w:vertAlign w:val="superscript"/>
-          <w:lang w:val="ar_AE" w:bidi="ar_AE"/>
-        </w:rPr>
-        <w:t>2</w:t>
-      </w:r>
-      <w:r>
-        <w:rPr>
-          <w:lang w:val="ar_AE" w:bidi="ar_AE"/>
-        </w:rPr>
-        <w:t xml:space="preserve"> «إِنِّي قَدْ جَعَلْتُكَ صَغِيرًا بَيْنَ ٱلْأُمَمِ. أَنْتَ مُحْتَقَرٌ جِدًّا.</w:t>
-      </w:r>
-      <w:r>
-        <w:rPr>
-          <w:lang w:val="ar_AE" w:bidi="ar_AE"/>
-        </w:rPr>
-      </w:r>
-      <w:r>
-        <w:rPr>
-          <w:lang w:val="ar_AE" w:bidi="ar_AE"/>
-        </w:rPr>
+          <w:rtl/>
+          <w:cs/>
+          <w:lang w:val="ar_AE" w:bidi="ar_AE"/>
+        </w:rPr>
+        <w:t>4</w:t>
+      </w:r>
+      <w:r>
+        <w:rPr>
+          <w:rtl/>
+          <w:cs/>
+          <w:lang w:val="ar_AE" w:bidi="ar_AE"/>
+        </w:rPr>
+        <w:t xml:space="preserve"> إِنْ كُنْتَ تَرْتَفِعُ كَٱلنَّسْرِ، وَإِنْ كَانَ عُشُّكَ مَوْضُوعًا بَيْنَ ٱلنُّجُومِ، فَمِنْ هُنَاكَ أُحْدِرُكَ، يَقُولُ ٱلرَّبُّ.</w:t>
       </w:r>
     </w:p>
     <w:p>
@@ -333,8 +372,27 @@
       </w:pPr>
       <w:r>
         <w:rPr>
-          <w:lang w:val="ar_AE" w:bidi="ar_AE"/>
-        </w:rPr>
+          <w:rtl/>
+          <w:cs/>
+          <w:lang w:val="ar_AE" w:bidi="ar_AE"/>
+        </w:rPr>
+      </w:r>
+      <w:r>
+        <w:rPr>
+          <w:vertAlign w:val="superscript"/>
+          <w:rtl/>
+          <w:cs/>
+          <w:lang w:val="ar_AE" w:bidi="ar_AE"/>
+        </w:rPr>
+        <w:t>5</w:t>
+      </w:r>
+      <w:r>
+        <w:rPr>
+          <w:rtl/>
+          <w:cs/>
+          <w:lang w:val="ar_AE" w:bidi="ar_AE"/>
+        </w:rPr>
+        <w:t xml:space="preserve"> إِنْ أَتَاكَ سَارِقُونَ أَوْ لُصُوصُ لَيْلٍ. كَيْفَ هَلِكْتَ! أَفَلَا يَسْرِقُونَ حَاجَتَهُمْ؟ إِنْ أَتَاكَ قَاطِفُونَ أَفَلَا يُبْقُونَ خُصَاصَةً؟</w:t>
       </w:r>
     </w:p>
     <w:p>
@@ -343,31 +401,27 @@
       </w:pPr>
       <w:r>
         <w:rPr>
+          <w:rtl/>
+          <w:cs/>
           <w:lang w:val="ar_AE" w:bidi="ar_AE"/>
         </w:rPr>
       </w:r>
       <w:r>
         <w:rPr>
           <w:vertAlign w:val="superscript"/>
-          <w:lang w:val="ar_AE" w:bidi="ar_AE"/>
-        </w:rPr>
-        <w:t>3</w:t>
-      </w:r>
-      <w:r>
-        <w:rPr>
-          <w:lang w:val="ar_AE" w:bidi="ar_AE"/>
-        </w:rPr>
-        <w:t xml:space="preserve"> تَكَبُّرُ قَلْبِكَ قَدْ خَدَعَكَ أَيُّهَا ٱلسَّاكِنُ فِي مَحَاجِئِ ٱلصَّخْرِ، رِفْعَةَ مَقْعَدِهِ، ٱلْقَائِلُ فِي قَلْبِهِ: مَنْ يُحْدِرُنِي إِلَى ٱلْأَرْضِ؟</w:t>
-      </w:r>
-      <w:r>
-        <w:rPr>
-          <w:lang w:val="ar_AE" w:bidi="ar_AE"/>
-        </w:rPr>
-      </w:r>
-      <w:r>
-        <w:rPr>
-          <w:lang w:val="ar_AE" w:bidi="ar_AE"/>
-        </w:rPr>
+          <w:rtl/>
+          <w:cs/>
+          <w:lang w:val="ar_AE" w:bidi="ar_AE"/>
+        </w:rPr>
+        <w:t>6</w:t>
+      </w:r>
+      <w:r>
+        <w:rPr>
+          <w:rtl/>
+          <w:cs/>
+          <w:lang w:val="ar_AE" w:bidi="ar_AE"/>
+        </w:rPr>
+        <w:t xml:space="preserve"> كَيْفَ فُتِّشَ عِيسُو وَفُحِصَتْ مَخَابِئُهُ؟</w:t>
       </w:r>
     </w:p>
     <w:p>
@@ -376,8 +430,27 @@
       </w:pPr>
       <w:r>
         <w:rPr>
-          <w:lang w:val="ar_AE" w:bidi="ar_AE"/>
-        </w:rPr>
+          <w:rtl/>
+          <w:cs/>
+          <w:lang w:val="ar_AE" w:bidi="ar_AE"/>
+        </w:rPr>
+      </w:r>
+      <w:r>
+        <w:rPr>
+          <w:vertAlign w:val="superscript"/>
+          <w:rtl/>
+          <w:cs/>
+          <w:lang w:val="ar_AE" w:bidi="ar_AE"/>
+        </w:rPr>
+        <w:t>7</w:t>
+      </w:r>
+      <w:r>
+        <w:rPr>
+          <w:rtl/>
+          <w:cs/>
+          <w:lang w:val="ar_AE" w:bidi="ar_AE"/>
+        </w:rPr>
+        <w:t xml:space="preserve"> طَرَدَكَ إِلَى ٱلتُّخْمِ كُلُّ مُعَاهِدِيكَ. خَدَعَكَ وَغَلَبَ عَلَيْكَ مُسَالِمُوكَ. أَهْلُ خُبْزِكَ وَضَعُوا شَرَكًا تَحْتَكَ. لَا فَهْمَ فِيهِ.</w:t>
       </w:r>
     </w:p>
     <w:p>
@@ -386,31 +459,27 @@
       </w:pPr>
       <w:r>
         <w:rPr>
+          <w:rtl/>
+          <w:cs/>
           <w:lang w:val="ar_AE" w:bidi="ar_AE"/>
         </w:rPr>
       </w:r>
       <w:r>
         <w:rPr>
           <w:vertAlign w:val="superscript"/>
-          <w:lang w:val="ar_AE" w:bidi="ar_AE"/>
-        </w:rPr>
-        <w:t>4</w:t>
-      </w:r>
-      <w:r>
-        <w:rPr>
-          <w:lang w:val="ar_AE" w:bidi="ar_AE"/>
-        </w:rPr>
-        <w:t xml:space="preserve"> إِنْ كُنْتَ تَرْتَفِعُ كَٱلنَّسْرِ، وَإِنْ كَانَ عُشُّكَ مَوْضُوعًا بَيْنَ ٱلنُّجُومِ، فَمِنْ هُنَاكَ أُحْدِرُكَ، يَقُولُ ٱلرَّبُّ.</w:t>
-      </w:r>
-      <w:r>
-        <w:rPr>
-          <w:lang w:val="ar_AE" w:bidi="ar_AE"/>
-        </w:rPr>
-      </w:r>
-      <w:r>
-        <w:rPr>
-          <w:lang w:val="ar_AE" w:bidi="ar_AE"/>
-        </w:rPr>
+          <w:rtl/>
+          <w:cs/>
+          <w:lang w:val="ar_AE" w:bidi="ar_AE"/>
+        </w:rPr>
+        <w:t>8</w:t>
+      </w:r>
+      <w:r>
+        <w:rPr>
+          <w:rtl/>
+          <w:cs/>
+          <w:lang w:val="ar_AE" w:bidi="ar_AE"/>
+        </w:rPr>
+        <w:t xml:space="preserve"> أَلَا أُبِيدُ فِي ذَلِكَ ٱلْيَوْمِ، يَقُولُ ٱلرَّبُّ، ٱلْحُكَمَاءَ مِنْ أَدُومَ، وَٱلْفَهْمَ مِنْ جَبَلِ عِيسُو؟</w:t>
       </w:r>
     </w:p>
     <w:p>
@@ -419,8 +488,27 @@
       </w:pPr>
       <w:r>
         <w:rPr>
-          <w:lang w:val="ar_AE" w:bidi="ar_AE"/>
-        </w:rPr>
+          <w:rtl/>
+          <w:cs/>
+          <w:lang w:val="ar_AE" w:bidi="ar_AE"/>
+        </w:rPr>
+      </w:r>
+      <w:r>
+        <w:rPr>
+          <w:vertAlign w:val="superscript"/>
+          <w:rtl/>
+          <w:cs/>
+          <w:lang w:val="ar_AE" w:bidi="ar_AE"/>
+        </w:rPr>
+        <w:t>9</w:t>
+      </w:r>
+      <w:r>
+        <w:rPr>
+          <w:rtl/>
+          <w:cs/>
+          <w:lang w:val="ar_AE" w:bidi="ar_AE"/>
+        </w:rPr>
+        <w:t xml:space="preserve"> فَيَرْتَاعُ أَبْطَالُكَ يَا تَيْمَانُ، لِكَيْ يَنْقَرِضَ كُلُّ وَاحِدٍ مِنْ جَبَلِ عِيسُو بِٱلْقَتْلِ.</w:t>
       </w:r>
     </w:p>
     <w:p>
@@ -429,31 +517,27 @@
       </w:pPr>
       <w:r>
         <w:rPr>
+          <w:rtl/>
+          <w:cs/>
           <w:lang w:val="ar_AE" w:bidi="ar_AE"/>
         </w:rPr>
       </w:r>
       <w:r>
         <w:rPr>
           <w:vertAlign w:val="superscript"/>
-          <w:lang w:val="ar_AE" w:bidi="ar_AE"/>
-        </w:rPr>
-        <w:t>5</w:t>
-      </w:r>
-      <w:r>
-        <w:rPr>
-          <w:lang w:val="ar_AE" w:bidi="ar_AE"/>
-        </w:rPr>
-        <w:t xml:space="preserve"> إِنْ أَتَاكَ سَارِقُونَ أَوْ لُصُوصُ لَيْلٍ. كَيْفَ هَلِكْتَ! أَفَلَا يَسْرِقُونَ حَاجَتَهُمْ؟ إِنْ أَتَاكَ قَاطِفُونَ أَفَلَا يُبْقُونَ خُصَاصَةً؟</w:t>
-      </w:r>
-      <w:r>
-        <w:rPr>
-          <w:lang w:val="ar_AE" w:bidi="ar_AE"/>
-        </w:rPr>
-      </w:r>
-      <w:r>
-        <w:rPr>
-          <w:lang w:val="ar_AE" w:bidi="ar_AE"/>
-        </w:rPr>
+          <w:rtl/>
+          <w:cs/>
+          <w:lang w:val="ar_AE" w:bidi="ar_AE"/>
+        </w:rPr>
+        <w:t>10</w:t>
+      </w:r>
+      <w:r>
+        <w:rPr>
+          <w:rtl/>
+          <w:cs/>
+          <w:lang w:val="ar_AE" w:bidi="ar_AE"/>
+        </w:rPr>
+        <w:t xml:space="preserve"> «مِنْ أَجْلِ ظُلْمِكَ لِأَخِيكَ يَعْقُوبَ، يَغْشَاكَ ٱلْخِزْيُ وَتَنْقَرِضُ إِلَى ٱلْأَبَدِ.</w:t>
       </w:r>
     </w:p>
     <w:p>
@@ -462,8 +546,27 @@
       </w:pPr>
       <w:r>
         <w:rPr>
-          <w:lang w:val="ar_AE" w:bidi="ar_AE"/>
-        </w:rPr>
+          <w:rtl/>
+          <w:cs/>
+          <w:lang w:val="ar_AE" w:bidi="ar_AE"/>
+        </w:rPr>
+      </w:r>
+      <w:r>
+        <w:rPr>
+          <w:vertAlign w:val="superscript"/>
+          <w:rtl/>
+          <w:cs/>
+          <w:lang w:val="ar_AE" w:bidi="ar_AE"/>
+        </w:rPr>
+        <w:t>11</w:t>
+      </w:r>
+      <w:r>
+        <w:rPr>
+          <w:rtl/>
+          <w:cs/>
+          <w:lang w:val="ar_AE" w:bidi="ar_AE"/>
+        </w:rPr>
+        <w:t xml:space="preserve"> يَوْمَ وَقَفْتَ مُقَابِلَهُ يَوْمَ سَبَتِ ٱلْأَعَاجِمُ قُدْرَتَهُ، وَدَخَلَتِ ٱلْغُرَبَاءُ أَبْوَابَهُ، وَأَلْقَوْا قُرْعَةً عَلَى أُورُشَلِيمَ، كُنْتَ أَنْتَ أَيْضًا كَوَاحِدٍ مِنْهُمْ.</w:t>
       </w:r>
     </w:p>
     <w:p>
@@ -472,31 +575,27 @@
       </w:pPr>
       <w:r>
         <w:rPr>
+          <w:rtl/>
+          <w:cs/>
           <w:lang w:val="ar_AE" w:bidi="ar_AE"/>
         </w:rPr>
       </w:r>
       <w:r>
         <w:rPr>
           <w:vertAlign w:val="superscript"/>
-          <w:lang w:val="ar_AE" w:bidi="ar_AE"/>
-        </w:rPr>
-        <w:t>6</w:t>
-      </w:r>
-      <w:r>
-        <w:rPr>
-          <w:lang w:val="ar_AE" w:bidi="ar_AE"/>
-        </w:rPr>
-        <w:t xml:space="preserve"> كَيْفَ فُتِّشَ عِيسُو وَفُحِصَتْ مَخَابِئُهُ؟</w:t>
-      </w:r>
-      <w:r>
-        <w:rPr>
-          <w:lang w:val="ar_AE" w:bidi="ar_AE"/>
-        </w:rPr>
-      </w:r>
-      <w:r>
-        <w:rPr>
-          <w:lang w:val="ar_AE" w:bidi="ar_AE"/>
-        </w:rPr>
+          <w:rtl/>
+          <w:cs/>
+          <w:lang w:val="ar_AE" w:bidi="ar_AE"/>
+        </w:rPr>
+        <w:t>12</w:t>
+      </w:r>
+      <w:r>
+        <w:rPr>
+          <w:rtl/>
+          <w:cs/>
+          <w:lang w:val="ar_AE" w:bidi="ar_AE"/>
+        </w:rPr>
+        <w:t xml:space="preserve"> وَيَجِبُ أَنْ لَا تَنْظُرَ إِلَى يَوْمِ أَخِيكَ يَوْمَ مُصِيبَتِهِ، وَلَا تَشْمَتَ بِبَنِي يَهُوذَا يَوْمَ هَلَاكِهِمْ، وَلَا تَفْغَرَ فَمَكَ يَوْمَ ٱلضِّيقِ،</w:t>
       </w:r>
     </w:p>
     <w:p>
@@ -505,8 +604,27 @@
       </w:pPr>
       <w:r>
         <w:rPr>
-          <w:lang w:val="ar_AE" w:bidi="ar_AE"/>
-        </w:rPr>
+          <w:rtl/>
+          <w:cs/>
+          <w:lang w:val="ar_AE" w:bidi="ar_AE"/>
+        </w:rPr>
+      </w:r>
+      <w:r>
+        <w:rPr>
+          <w:vertAlign w:val="superscript"/>
+          <w:rtl/>
+          <w:cs/>
+          <w:lang w:val="ar_AE" w:bidi="ar_AE"/>
+        </w:rPr>
+        <w:t>13</w:t>
+      </w:r>
+      <w:r>
+        <w:rPr>
+          <w:rtl/>
+          <w:cs/>
+          <w:lang w:val="ar_AE" w:bidi="ar_AE"/>
+        </w:rPr>
+        <w:t xml:space="preserve"> وَلَا تَدْخُلَ بَابَ شَعْبِي يَوْمَ بَلِيَّتِهِمْ، وَلَا تَنْظُرَ أَنْتَ أَيْضًا إِلَى مُصِيبَتِهِ يَوْمَ بَلِيَّتِهِ، وَلَا تَمُدَّ يَدًا إِلَى قُدْرَتِهِ يَوْمَ بَلِيَّتِهِ،</w:t>
       </w:r>
     </w:p>
     <w:p>
@@ -515,31 +633,27 @@
       </w:pPr>
       <w:r>
         <w:rPr>
+          <w:rtl/>
+          <w:cs/>
           <w:lang w:val="ar_AE" w:bidi="ar_AE"/>
         </w:rPr>
       </w:r>
       <w:r>
         <w:rPr>
           <w:vertAlign w:val="superscript"/>
-          <w:lang w:val="ar_AE" w:bidi="ar_AE"/>
-        </w:rPr>
-        <w:t>7</w:t>
-      </w:r>
-      <w:r>
-        <w:rPr>
-          <w:lang w:val="ar_AE" w:bidi="ar_AE"/>
-        </w:rPr>
-        <w:t xml:space="preserve"> طَرَدَكَ إِلَى ٱلتُّخْمِ كُلُّ مُعَاهِدِيكَ. خَدَعَكَ وَغَلَبَ عَلَيْكَ مُسَالِمُوكَ. أَهْلُ خُبْزِكَ وَضَعُوا شَرَكًا تَحْتَكَ. لَا فَهْمَ فِيهِ.</w:t>
-      </w:r>
-      <w:r>
-        <w:rPr>
-          <w:lang w:val="ar_AE" w:bidi="ar_AE"/>
-        </w:rPr>
-      </w:r>
-      <w:r>
-        <w:rPr>
-          <w:lang w:val="ar_AE" w:bidi="ar_AE"/>
-        </w:rPr>
+          <w:rtl/>
+          <w:cs/>
+          <w:lang w:val="ar_AE" w:bidi="ar_AE"/>
+        </w:rPr>
+        <w:t>14</w:t>
+      </w:r>
+      <w:r>
+        <w:rPr>
+          <w:rtl/>
+          <w:cs/>
+          <w:lang w:val="ar_AE" w:bidi="ar_AE"/>
+        </w:rPr>
+        <w:t xml:space="preserve"> وَلَا تَقِفَ عَلَى ٱلْمَفْرَقِ لِتَقْطَعَ مُنْفَلِتِيهِ، وَلَا تُسَلِّمَ بَقَايَاهُ يَوْمَ ٱلضِّيقِ.</w:t>
       </w:r>
     </w:p>
     <w:p>
@@ -548,8 +662,27 @@
       </w:pPr>
       <w:r>
         <w:rPr>
-          <w:lang w:val="ar_AE" w:bidi="ar_AE"/>
-        </w:rPr>
+          <w:rtl/>
+          <w:cs/>
+          <w:lang w:val="ar_AE" w:bidi="ar_AE"/>
+        </w:rPr>
+      </w:r>
+      <w:r>
+        <w:rPr>
+          <w:vertAlign w:val="superscript"/>
+          <w:rtl/>
+          <w:cs/>
+          <w:lang w:val="ar_AE" w:bidi="ar_AE"/>
+        </w:rPr>
+        <w:t>15</w:t>
+      </w:r>
+      <w:r>
+        <w:rPr>
+          <w:rtl/>
+          <w:cs/>
+          <w:lang w:val="ar_AE" w:bidi="ar_AE"/>
+        </w:rPr>
+        <w:t xml:space="preserve"> فَإِنَّهُ قَرِيبٌ يَوْمُ ٱلرَّبِّ عَلَى كُلِّ ٱلْأُمَمِ. كَمَا فَعَلْتَ يُفْعَلُ بِكَ. عَمَلُكَ يَرْتَدُّ عَلَى رَأْسِكَ.</w:t>
       </w:r>
     </w:p>
     <w:p>
@@ -558,31 +691,27 @@
       </w:pPr>
       <w:r>
         <w:rPr>
+          <w:rtl/>
+          <w:cs/>
           <w:lang w:val="ar_AE" w:bidi="ar_AE"/>
         </w:rPr>
       </w:r>
       <w:r>
         <w:rPr>
           <w:vertAlign w:val="superscript"/>
-          <w:lang w:val="ar_AE" w:bidi="ar_AE"/>
-        </w:rPr>
-        <w:t>8</w:t>
-      </w:r>
-      <w:r>
-        <w:rPr>
-          <w:lang w:val="ar_AE" w:bidi="ar_AE"/>
-        </w:rPr>
-        <w:t xml:space="preserve"> أَلَا أُبِيدُ فِي ذَلِكَ ٱلْيَوْمِ، يَقُولُ ٱلرَّبُّ، ٱلْحُكَمَاءَ مِنْ أَدُومَ، وَٱلْفَهْمَ مِنْ جَبَلِ عِيسُو؟</w:t>
-      </w:r>
-      <w:r>
-        <w:rPr>
-          <w:lang w:val="ar_AE" w:bidi="ar_AE"/>
-        </w:rPr>
-      </w:r>
-      <w:r>
-        <w:rPr>
-          <w:lang w:val="ar_AE" w:bidi="ar_AE"/>
-        </w:rPr>
+          <w:rtl/>
+          <w:cs/>
+          <w:lang w:val="ar_AE" w:bidi="ar_AE"/>
+        </w:rPr>
+        <w:t>16</w:t>
+      </w:r>
+      <w:r>
+        <w:rPr>
+          <w:rtl/>
+          <w:cs/>
+          <w:lang w:val="ar_AE" w:bidi="ar_AE"/>
+        </w:rPr>
+        <w:t xml:space="preserve"> لِأَنَّهُ كَمَا شَرِبْتُمْ عَلَى جَبَلِ قُدْسِي، يَشْرَبُ جَمِيعُ ٱلْأُمَمِ دَائِمًا، يَشْرَبُونَ وَيَجْرَعُونَ وَيَكُونُونَ كَأَنَّهُمْ لَمْ يَكُونُوا.</w:t>
       </w:r>
     </w:p>
     <w:p>
@@ -591,8 +720,27 @@
       </w:pPr>
       <w:r>
         <w:rPr>
-          <w:lang w:val="ar_AE" w:bidi="ar_AE"/>
-        </w:rPr>
+          <w:rtl/>
+          <w:cs/>
+          <w:lang w:val="ar_AE" w:bidi="ar_AE"/>
+        </w:rPr>
+      </w:r>
+      <w:r>
+        <w:rPr>
+          <w:vertAlign w:val="superscript"/>
+          <w:rtl/>
+          <w:cs/>
+          <w:lang w:val="ar_AE" w:bidi="ar_AE"/>
+        </w:rPr>
+        <w:t>17</w:t>
+      </w:r>
+      <w:r>
+        <w:rPr>
+          <w:rtl/>
+          <w:cs/>
+          <w:lang w:val="ar_AE" w:bidi="ar_AE"/>
+        </w:rPr>
+        <w:t xml:space="preserve"> «وَأَمَّا جَبَلُ صِهْيَوْنَ فَتَكُونُ عَلَيْهِ نَجَاةٌ، وَيَكُونُ مُقَدَّسًا، وَيَرِثُ بَيْتُ يَعْقُوبَ مَوَارِيثَهُمْ.</w:t>
       </w:r>
     </w:p>
     <w:p>
@@ -601,31 +749,27 @@
       </w:pPr>
       <w:r>
         <w:rPr>
+          <w:rtl/>
+          <w:cs/>
           <w:lang w:val="ar_AE" w:bidi="ar_AE"/>
         </w:rPr>
       </w:r>
       <w:r>
         <w:rPr>
           <w:vertAlign w:val="superscript"/>
-          <w:lang w:val="ar_AE" w:bidi="ar_AE"/>
-        </w:rPr>
-        <w:t>9</w:t>
-      </w:r>
-      <w:r>
-        <w:rPr>
-          <w:lang w:val="ar_AE" w:bidi="ar_AE"/>
-        </w:rPr>
-        <w:t xml:space="preserve"> فَيَرْتَاعُ أَبْطَالُكَ يَا تَيْمَانُ، لِكَيْ يَنْقَرِضَ كُلُّ وَاحِدٍ مِنْ جَبَلِ عِيسُو بِٱلْقَتْلِ.</w:t>
-      </w:r>
-      <w:r>
-        <w:rPr>
-          <w:lang w:val="ar_AE" w:bidi="ar_AE"/>
-        </w:rPr>
-      </w:r>
-      <w:r>
-        <w:rPr>
-          <w:lang w:val="ar_AE" w:bidi="ar_AE"/>
-        </w:rPr>
+          <w:rtl/>
+          <w:cs/>
+          <w:lang w:val="ar_AE" w:bidi="ar_AE"/>
+        </w:rPr>
+        <w:t>18</w:t>
+      </w:r>
+      <w:r>
+        <w:rPr>
+          <w:rtl/>
+          <w:cs/>
+          <w:lang w:val="ar_AE" w:bidi="ar_AE"/>
+        </w:rPr>
+        <w:t xml:space="preserve"> وَيَكُونُ بَيْتُ يَعْقُوبَ نَارًا، وَبَيْتُ يُوسُفَ لَهِيبًا، وَبَيْتُ عِيسُو قَشًّا، فَيُشْعِلُونَهُمْ وَيَأْكُلُونَهُمْ وَلَا يَكُونُ بَاقٍ مِنْ بَيْتِ عِيسُو، لِأَنَّ ٱلرَّبَّ تَكَلَّمَ».</w:t>
       </w:r>
     </w:p>
     <w:p>
@@ -634,8 +778,27 @@
       </w:pPr>
       <w:r>
         <w:rPr>
-          <w:lang w:val="ar_AE" w:bidi="ar_AE"/>
-        </w:rPr>
+          <w:rtl/>
+          <w:cs/>
+          <w:lang w:val="ar_AE" w:bidi="ar_AE"/>
+        </w:rPr>
+      </w:r>
+      <w:r>
+        <w:rPr>
+          <w:vertAlign w:val="superscript"/>
+          <w:rtl/>
+          <w:cs/>
+          <w:lang w:val="ar_AE" w:bidi="ar_AE"/>
+        </w:rPr>
+        <w:t>19</w:t>
+      </w:r>
+      <w:r>
+        <w:rPr>
+          <w:rtl/>
+          <w:cs/>
+          <w:lang w:val="ar_AE" w:bidi="ar_AE"/>
+        </w:rPr>
+        <w:t xml:space="preserve"> وَيَرِثُ أَهْلُ ٱلْجَنُوبِ جَبَلَ عِيسُو، وَأَهْلُ ٱلسَّهْلِ ٱلْفِلِسْطِينِيِّينَ، وَيَرِثُونَ بِلَادَ أَفْرَايِمَ وَبِلَادَ ٱلسَّامِرَةِ، وَيَرِثُ بَنْيَامِينُ جِلْعَادَ.</w:t>
       </w:r>
     </w:p>
     <w:p>
@@ -644,31 +807,27 @@
       </w:pPr>
       <w:r>
         <w:rPr>
+          <w:rtl/>
+          <w:cs/>
           <w:lang w:val="ar_AE" w:bidi="ar_AE"/>
         </w:rPr>
       </w:r>
       <w:r>
         <w:rPr>
           <w:vertAlign w:val="superscript"/>
-          <w:lang w:val="ar_AE" w:bidi="ar_AE"/>
-        </w:rPr>
-        <w:t>10</w:t>
-      </w:r>
-      <w:r>
-        <w:rPr>
-          <w:lang w:val="ar_AE" w:bidi="ar_AE"/>
-        </w:rPr>
-        <w:t xml:space="preserve"> «مِنْ أَجْلِ ظُلْمِكَ لِأَخِيكَ يَعْقُوبَ، يَغْشَاكَ ٱلْخِزْيُ وَتَنْقَرِضُ إِلَى ٱلْأَبَدِ.</w:t>
-      </w:r>
-      <w:r>
-        <w:rPr>
-          <w:lang w:val="ar_AE" w:bidi="ar_AE"/>
-        </w:rPr>
-      </w:r>
-      <w:r>
-        <w:rPr>
-          <w:lang w:val="ar_AE" w:bidi="ar_AE"/>
-        </w:rPr>
+          <w:rtl/>
+          <w:cs/>
+          <w:lang w:val="ar_AE" w:bidi="ar_AE"/>
+        </w:rPr>
+        <w:t>20</w:t>
+      </w:r>
+      <w:r>
+        <w:rPr>
+          <w:rtl/>
+          <w:cs/>
+          <w:lang w:val="ar_AE" w:bidi="ar_AE"/>
+        </w:rPr>
+        <w:t xml:space="preserve"> وَسَبْيُ هَذَا ٱلْجَيْشِ مِنْ بَنِي إِسْرَائِيلَ يَرِثُونَ ٱلَّذِينَ هُمْ مِنَ ٱلْكَنْعَانِيِّينَ إِلَى صَرْفَةَ. وَسَبْيُ أُورُشَلِيمَ ٱلَّذِينَ فِي صَفَارِدَ يَرِثُونَ مُدُنَ ٱلْجَنُوبِ.</w:t>
       </w:r>
     </w:p>
     <w:p>
@@ -677,471 +836,27 @@
       </w:pPr>
       <w:r>
         <w:rPr>
-          <w:lang w:val="ar_AE" w:bidi="ar_AE"/>
-        </w:rPr>
-      </w:r>
-    </w:p>
-    <w:p>
-      <w:pPr>
-        <w:bidi/>
-      </w:pPr>
-      <w:r>
-        <w:rPr>
+          <w:rtl/>
+          <w:cs/>
           <w:lang w:val="ar_AE" w:bidi="ar_AE"/>
         </w:rPr>
       </w:r>
       <w:r>
         <w:rPr>
           <w:vertAlign w:val="superscript"/>
-          <w:lang w:val="ar_AE" w:bidi="ar_AE"/>
-        </w:rPr>
-        <w:t>11</w:t>
-      </w:r>
-      <w:r>
-        <w:rPr>
-          <w:lang w:val="ar_AE" w:bidi="ar_AE"/>
-        </w:rPr>
-        <w:t xml:space="preserve"> يَوْمَ وَقَفْتَ مُقَابِلَهُ يَوْمَ سَبَتِ ٱلْأَعَاجِمُ قُدْرَتَهُ، وَدَخَلَتِ ٱلْغُرَبَاءُ أَبْوَابَهُ، وَأَلْقَوْا قُرْعَةً عَلَى أُورُشَلِيمَ، كُنْتَ أَنْتَ أَيْضًا كَوَاحِدٍ مِنْهُمْ.</w:t>
-      </w:r>
-      <w:r>
-        <w:rPr>
-          <w:lang w:val="ar_AE" w:bidi="ar_AE"/>
-        </w:rPr>
-      </w:r>
-      <w:r>
-        <w:rPr>
-          <w:lang w:val="ar_AE" w:bidi="ar_AE"/>
-        </w:rPr>
-      </w:r>
-    </w:p>
-    <w:p>
-      <w:pPr>
-        <w:bidi/>
-      </w:pPr>
-      <w:r>
-        <w:rPr>
-          <w:lang w:val="ar_AE" w:bidi="ar_AE"/>
-        </w:rPr>
-      </w:r>
-    </w:p>
-    <w:p>
-      <w:pPr>
-        <w:bidi/>
-      </w:pPr>
-      <w:r>
-        <w:rPr>
-          <w:lang w:val="ar_AE" w:bidi="ar_AE"/>
-        </w:rPr>
-      </w:r>
-      <w:r>
-        <w:rPr>
-          <w:vertAlign w:val="superscript"/>
-          <w:lang w:val="ar_AE" w:bidi="ar_AE"/>
-        </w:rPr>
-        <w:t>12</w:t>
-      </w:r>
-      <w:r>
-        <w:rPr>
-          <w:lang w:val="ar_AE" w:bidi="ar_AE"/>
-        </w:rPr>
-        <w:t xml:space="preserve"> وَيَجِبُ أَنْ لَا تَنْظُرَ إِلَى يَوْمِ أَخِيكَ يَوْمَ مُصِيبَتِهِ، وَلَا تَشْمَتَ بِبَنِي يَهُوذَا يَوْمَ هَلَاكِهِمْ، وَلَا تَفْغَرَ فَمَكَ يَوْمَ ٱلضِّيقِ،</w:t>
-      </w:r>
-      <w:r>
-        <w:rPr>
-          <w:lang w:val="ar_AE" w:bidi="ar_AE"/>
-        </w:rPr>
-      </w:r>
-      <w:r>
-        <w:rPr>
-          <w:lang w:val="ar_AE" w:bidi="ar_AE"/>
-        </w:rPr>
-      </w:r>
-    </w:p>
-    <w:p>
-      <w:pPr>
-        <w:bidi/>
-      </w:pPr>
-      <w:r>
-        <w:rPr>
-          <w:lang w:val="ar_AE" w:bidi="ar_AE"/>
-        </w:rPr>
-      </w:r>
-    </w:p>
-    <w:p>
-      <w:pPr>
-        <w:bidi/>
-      </w:pPr>
-      <w:r>
-        <w:rPr>
-          <w:lang w:val="ar_AE" w:bidi="ar_AE"/>
-        </w:rPr>
-      </w:r>
-      <w:r>
-        <w:rPr>
-          <w:vertAlign w:val="superscript"/>
-          <w:lang w:val="ar_AE" w:bidi="ar_AE"/>
-        </w:rPr>
-        <w:t>13</w:t>
-      </w:r>
-      <w:r>
-        <w:rPr>
-          <w:lang w:val="ar_AE" w:bidi="ar_AE"/>
-        </w:rPr>
-        <w:t xml:space="preserve"> وَلَا تَدْخُلَ بَابَ شَعْبِي يَوْمَ بَلِيَّتِهِمْ، وَلَا تَنْظُرَ أَنْتَ أَيْضًا إِلَى مُصِيبَتِهِ يَوْمَ بَلِيَّتِهِ، وَلَا تَمُدَّ يَدًا إِلَى قُدْرَتِهِ يَوْمَ بَلِيَّتِهِ،</w:t>
-      </w:r>
-      <w:r>
-        <w:rPr>
-          <w:lang w:val="ar_AE" w:bidi="ar_AE"/>
-        </w:rPr>
-      </w:r>
-      <w:r>
-        <w:rPr>
-          <w:lang w:val="ar_AE" w:bidi="ar_AE"/>
-        </w:rPr>
-      </w:r>
-    </w:p>
-    <w:p>
-      <w:pPr>
-        <w:bidi/>
-      </w:pPr>
-      <w:r>
-        <w:rPr>
-          <w:lang w:val="ar_AE" w:bidi="ar_AE"/>
-        </w:rPr>
-      </w:r>
-    </w:p>
-    <w:p>
-      <w:pPr>
-        <w:bidi/>
-      </w:pPr>
-      <w:r>
-        <w:rPr>
-          <w:lang w:val="ar_AE" w:bidi="ar_AE"/>
-        </w:rPr>
-      </w:r>
-      <w:r>
-        <w:rPr>
-          <w:vertAlign w:val="superscript"/>
-          <w:lang w:val="ar_AE" w:bidi="ar_AE"/>
-        </w:rPr>
-        <w:t>14</w:t>
-      </w:r>
-      <w:r>
-        <w:rPr>
-          <w:lang w:val="ar_AE" w:bidi="ar_AE"/>
-        </w:rPr>
-        <w:t xml:space="preserve"> وَلَا تَقِفَ عَلَى ٱلْمَفْرَقِ لِتَقْطَعَ مُنْفَلِتِيهِ، وَلَا تُسَلِّمَ بَقَايَاهُ يَوْمَ ٱلضِّيقِ.</w:t>
-      </w:r>
-      <w:r>
-        <w:rPr>
-          <w:lang w:val="ar_AE" w:bidi="ar_AE"/>
-        </w:rPr>
-      </w:r>
-      <w:r>
-        <w:rPr>
-          <w:lang w:val="ar_AE" w:bidi="ar_AE"/>
-        </w:rPr>
-      </w:r>
-    </w:p>
-    <w:p>
-      <w:pPr>
-        <w:bidi/>
-      </w:pPr>
-      <w:r>
-        <w:rPr>
-          <w:lang w:val="ar_AE" w:bidi="ar_AE"/>
-        </w:rPr>
-      </w:r>
-    </w:p>
-    <w:p>
-      <w:pPr>
-        <w:bidi/>
-      </w:pPr>
-      <w:r>
-        <w:rPr>
-          <w:lang w:val="ar_AE" w:bidi="ar_AE"/>
-        </w:rPr>
-      </w:r>
-      <w:r>
-        <w:rPr>
-          <w:vertAlign w:val="superscript"/>
-          <w:lang w:val="ar_AE" w:bidi="ar_AE"/>
-        </w:rPr>
-        <w:t>15</w:t>
-      </w:r>
-      <w:r>
-        <w:rPr>
-          <w:lang w:val="ar_AE" w:bidi="ar_AE"/>
-        </w:rPr>
-        <w:t xml:space="preserve"> فَإِنَّهُ قَرِيبٌ يَوْمُ ٱلرَّبِّ عَلَى كُلِّ ٱلْأُمَمِ. كَمَا فَعَلْتَ يُفْعَلُ بِكَ. عَمَلُكَ يَرْتَدُّ عَلَى رَأْسِكَ.</w:t>
-      </w:r>
-      <w:r>
-        <w:rPr>
-          <w:lang w:val="ar_AE" w:bidi="ar_AE"/>
-        </w:rPr>
-      </w:r>
-      <w:r>
-        <w:rPr>
-          <w:lang w:val="ar_AE" w:bidi="ar_AE"/>
-        </w:rPr>
-      </w:r>
-    </w:p>
-    <w:p>
-      <w:pPr>
-        <w:bidi/>
-      </w:pPr>
-      <w:r>
-        <w:rPr>
-          <w:lang w:val="ar_AE" w:bidi="ar_AE"/>
-        </w:rPr>
-      </w:r>
-    </w:p>
-    <w:p>
-      <w:pPr>
-        <w:bidi/>
-      </w:pPr>
-      <w:r>
-        <w:rPr>
-          <w:lang w:val="ar_AE" w:bidi="ar_AE"/>
-        </w:rPr>
-      </w:r>
-      <w:r>
-        <w:rPr>
-          <w:vertAlign w:val="superscript"/>
-          <w:lang w:val="ar_AE" w:bidi="ar_AE"/>
-        </w:rPr>
-        <w:t>16</w:t>
-      </w:r>
-      <w:r>
-        <w:rPr>
-          <w:lang w:val="ar_AE" w:bidi="ar_AE"/>
-        </w:rPr>
-        <w:t xml:space="preserve"> لِأَنَّهُ كَمَا شَرِبْتُمْ عَلَى جَبَلِ قُدْسِي، يَشْرَبُ جَمِيعُ ٱلْأُمَمِ دَائِمًا، يَشْرَبُونَ وَيَجْرَعُونَ وَيَكُونُونَ كَأَنَّهُمْ لَمْ يَكُونُوا.</w:t>
-      </w:r>
-      <w:r>
-        <w:rPr>
-          <w:lang w:val="ar_AE" w:bidi="ar_AE"/>
-        </w:rPr>
-      </w:r>
-      <w:r>
-        <w:rPr>
-          <w:lang w:val="ar_AE" w:bidi="ar_AE"/>
-        </w:rPr>
-      </w:r>
-    </w:p>
-    <w:p>
-      <w:pPr>
-        <w:bidi/>
-      </w:pPr>
-      <w:r>
-        <w:rPr>
-          <w:lang w:val="ar_AE" w:bidi="ar_AE"/>
-        </w:rPr>
-      </w:r>
-    </w:p>
-    <w:p>
-      <w:pPr>
-        <w:bidi/>
-      </w:pPr>
-      <w:r>
-        <w:rPr>
-          <w:lang w:val="ar_AE" w:bidi="ar_AE"/>
-        </w:rPr>
-      </w:r>
-      <w:r>
-        <w:rPr>
-          <w:vertAlign w:val="superscript"/>
-          <w:lang w:val="ar_AE" w:bidi="ar_AE"/>
-        </w:rPr>
-        <w:t>17</w:t>
-      </w:r>
-      <w:r>
-        <w:rPr>
-          <w:lang w:val="ar_AE" w:bidi="ar_AE"/>
-        </w:rPr>
-        <w:t xml:space="preserve"> «وَأَمَّا جَبَلُ صِهْيَوْنَ فَتَكُونُ عَلَيْهِ نَجَاةٌ، وَيَكُونُ مُقَدَّسًا، وَيَرِثُ بَيْتُ يَعْقُوبَ مَوَارِيثَهُمْ.</w:t>
-      </w:r>
-      <w:r>
-        <w:rPr>
-          <w:lang w:val="ar_AE" w:bidi="ar_AE"/>
-        </w:rPr>
-      </w:r>
-      <w:r>
-        <w:rPr>
-          <w:lang w:val="ar_AE" w:bidi="ar_AE"/>
-        </w:rPr>
-      </w:r>
-    </w:p>
-    <w:p>
-      <w:pPr>
-        <w:bidi/>
-      </w:pPr>
-      <w:r>
-        <w:rPr>
-          <w:lang w:val="ar_AE" w:bidi="ar_AE"/>
-        </w:rPr>
-      </w:r>
-    </w:p>
-    <w:p>
-      <w:pPr>
-        <w:bidi/>
-      </w:pPr>
-      <w:r>
-        <w:rPr>
-          <w:lang w:val="ar_AE" w:bidi="ar_AE"/>
-        </w:rPr>
-      </w:r>
-      <w:r>
-        <w:rPr>
-          <w:vertAlign w:val="superscript"/>
-          <w:lang w:val="ar_AE" w:bidi="ar_AE"/>
-        </w:rPr>
-        <w:t>18</w:t>
-      </w:r>
-      <w:r>
-        <w:rPr>
-          <w:lang w:val="ar_AE" w:bidi="ar_AE"/>
-        </w:rPr>
-        <w:t xml:space="preserve"> وَيَكُونُ بَيْتُ يَعْقُوبَ نَارًا، وَبَيْتُ يُوسُفَ لَهِيبًا، وَبَيْتُ عِيسُو قَشًّا، فَيُشْعِلُونَهُمْ وَيَأْكُلُونَهُمْ وَلَا يَكُونُ بَاقٍ مِنْ بَيْتِ عِيسُو، لِأَنَّ ٱلرَّبَّ تَكَلَّمَ».</w:t>
-      </w:r>
-      <w:r>
-        <w:rPr>
-          <w:lang w:val="ar_AE" w:bidi="ar_AE"/>
-        </w:rPr>
-      </w:r>
-      <w:r>
-        <w:rPr>
-          <w:lang w:val="ar_AE" w:bidi="ar_AE"/>
-        </w:rPr>
-      </w:r>
-    </w:p>
-    <w:p>
-      <w:pPr>
-        <w:bidi/>
-      </w:pPr>
-      <w:r>
-        <w:rPr>
-          <w:lang w:val="ar_AE" w:bidi="ar_AE"/>
-        </w:rPr>
-      </w:r>
-    </w:p>
-    <w:p>
-      <w:pPr>
-        <w:bidi/>
-      </w:pPr>
-      <w:r>
-        <w:rPr>
-          <w:lang w:val="ar_AE" w:bidi="ar_AE"/>
-        </w:rPr>
-      </w:r>
-      <w:r>
-        <w:rPr>
-          <w:vertAlign w:val="superscript"/>
-          <w:lang w:val="ar_AE" w:bidi="ar_AE"/>
-        </w:rPr>
-        <w:t>19</w:t>
-      </w:r>
-      <w:r>
-        <w:rPr>
-          <w:lang w:val="ar_AE" w:bidi="ar_AE"/>
-        </w:rPr>
-        <w:t xml:space="preserve"> وَيَرِثُ أَهْلُ ٱلْجَنُوبِ جَبَلَ عِيسُو، وَأَهْلُ ٱلسَّهْلِ ٱلْفِلِسْطِينِيِّينَ، وَيَرِثُونَ بِلَادَ أَفْرَايِمَ وَبِلَادَ ٱلسَّامِرَةِ، وَيَرِثُ بَنْيَامِينُ جِلْعَادَ.</w:t>
-      </w:r>
-      <w:r>
-        <w:rPr>
-          <w:lang w:val="ar_AE" w:bidi="ar_AE"/>
-        </w:rPr>
-      </w:r>
-      <w:r>
-        <w:rPr>
-          <w:lang w:val="ar_AE" w:bidi="ar_AE"/>
-        </w:rPr>
-      </w:r>
-    </w:p>
-    <w:p>
-      <w:pPr>
-        <w:bidi/>
-      </w:pPr>
-      <w:r>
-        <w:rPr>
-          <w:lang w:val="ar_AE" w:bidi="ar_AE"/>
-        </w:rPr>
-      </w:r>
-    </w:p>
-    <w:p>
-      <w:pPr>
-        <w:bidi/>
-      </w:pPr>
-      <w:r>
-        <w:rPr>
-          <w:lang w:val="ar_AE" w:bidi="ar_AE"/>
-        </w:rPr>
-      </w:r>
-      <w:r>
-        <w:rPr>
-          <w:vertAlign w:val="superscript"/>
-          <w:lang w:val="ar_AE" w:bidi="ar_AE"/>
-        </w:rPr>
-        <w:t>20</w:t>
-      </w:r>
-      <w:r>
-        <w:rPr>
-          <w:lang w:val="ar_AE" w:bidi="ar_AE"/>
-        </w:rPr>
-        <w:t xml:space="preserve"> وَسَبْيُ هَذَا ٱلْجَيْشِ مِنْ بَنِي إِسْرَائِيلَ يَرِثُونَ ٱلَّذِينَ هُمْ مِنَ ٱلْكَنْعَانِيِّينَ إِلَى صَرْفَةَ. وَسَبْيُ أُورُشَلِيمَ ٱلَّذِينَ فِي صَفَارِدَ يَرِثُونَ مُدُنَ ٱلْجَنُوبِ.</w:t>
-      </w:r>
-      <w:r>
-        <w:rPr>
-          <w:lang w:val="ar_AE" w:bidi="ar_AE"/>
-        </w:rPr>
-      </w:r>
-      <w:r>
-        <w:rPr>
-          <w:lang w:val="ar_AE" w:bidi="ar_AE"/>
-        </w:rPr>
-      </w:r>
-    </w:p>
-    <w:p>
-      <w:pPr>
-        <w:bidi/>
-      </w:pPr>
-      <w:r>
-        <w:rPr>
-          <w:lang w:val="ar_AE" w:bidi="ar_AE"/>
-        </w:rPr>
-      </w:r>
-    </w:p>
-    <w:p>
-      <w:pPr>
-        <w:bidi/>
-      </w:pPr>
-      <w:r>
-        <w:rPr>
-          <w:lang w:val="ar_AE" w:bidi="ar_AE"/>
-        </w:rPr>
-      </w:r>
-      <w:r>
-        <w:rPr>
-          <w:vertAlign w:val="superscript"/>
+          <w:rtl/>
+          <w:cs/>
           <w:lang w:val="ar_AE" w:bidi="ar_AE"/>
         </w:rPr>
         <w:t>21</w:t>
       </w:r>
       <w:r>
         <w:rPr>
+          <w:rtl/>
+          <w:cs/>
           <w:lang w:val="ar_AE" w:bidi="ar_AE"/>
         </w:rPr>
         <w:t xml:space="preserve"> وَيَصْعَدُ مُخَلِّصُونَ عَلَى جَبَلِ صِهْيَوْنَ لِيَدِينُوا جَبَلَ عِيسُو، وَيَكُونُ ٱلْمُلْكُ لِلرَّبِّ.</w:t>
-      </w:r>
-      <w:r>
-        <w:rPr>
-          <w:lang w:val="ar_AE" w:bidi="ar_AE"/>
-        </w:rPr>
-      </w:r>
-      <w:r>
-        <w:rPr>
-          <w:lang w:val="ar_AE" w:bidi="ar_AE"/>
-        </w:rPr>
       </w:r>
     </w:p>
     <w:sectPr>
